--- a/отчет(сейв 2).docx
+++ b/отчет(сейв 2).docx
@@ -874,13 +874,23 @@
                 <w:lang w:eastAsia="en-US"/>
               </w:rPr>
             </w:pPr>
+            <w:proofErr w:type="spellStart"/>
             <w:r>
               <w:rPr>
                 <w:sz w:val="28"/>
                 <w:szCs w:val="28"/>
                 <w:lang w:eastAsia="en-US"/>
               </w:rPr>
-              <w:t>Макаркова Н.А.</w:t>
+              <w:t>Макаркова</w:t>
+            </w:r>
+            <w:proofErr w:type="spellEnd"/>
+            <w:r>
+              <w:rPr>
+                <w:sz w:val="28"/>
+                <w:szCs w:val="28"/>
+                <w:lang w:eastAsia="en-US"/>
+              </w:rPr>
+              <w:t xml:space="preserve"> Н.А.</w:t>
             </w:r>
           </w:p>
           <w:p>
@@ -2272,12 +2282,21 @@
           <w:szCs w:val="28"/>
         </w:rPr>
       </w:pPr>
-      <w:r>
-        <w:rPr>
-          <w:sz w:val="28"/>
-          <w:szCs w:val="28"/>
-        </w:rPr>
-        <w:t>Имиджевая.</w:t>
+      <w:proofErr w:type="spellStart"/>
+      <w:r>
+        <w:rPr>
+          <w:sz w:val="28"/>
+          <w:szCs w:val="28"/>
+        </w:rPr>
+        <w:t>Имиджевая</w:t>
+      </w:r>
+      <w:proofErr w:type="spellEnd"/>
+      <w:r>
+        <w:rPr>
+          <w:sz w:val="28"/>
+          <w:szCs w:val="28"/>
+        </w:rPr>
+        <w:t>.</w:t>
       </w:r>
       <w:r>
         <w:rPr>
@@ -2550,6 +2569,7 @@
         <w:lastRenderedPageBreak/>
         <w:t xml:space="preserve">произвольно при условии </w:t>
       </w:r>
+      <w:proofErr w:type="spellStart"/>
       <w:r>
         <w:rPr>
           <w:sz w:val="28"/>
@@ -2557,6 +2577,7 @@
         </w:rPr>
         <w:t>непротиворечия</w:t>
       </w:r>
+      <w:proofErr w:type="spellEnd"/>
       <w:r>
         <w:rPr>
           <w:sz w:val="28"/>
@@ -3335,7 +3356,23 @@
           <w:sz w:val="28"/>
           <w:szCs w:val="28"/>
         </w:rPr>
-        <w:t xml:space="preserve">бы обеспечить продвижение сайта по ключевым словам в руcскоязычных поисковых системах </w:t>
+        <w:t xml:space="preserve">бы обеспечить продвижение сайта по ключевым словам в </w:t>
+      </w:r>
+      <w:proofErr w:type="spellStart"/>
+      <w:r>
+        <w:rPr>
+          <w:sz w:val="28"/>
+          <w:szCs w:val="28"/>
+        </w:rPr>
+        <w:t>руcскоязычных</w:t>
+      </w:r>
+      <w:proofErr w:type="spellEnd"/>
+      <w:r>
+        <w:rPr>
+          <w:sz w:val="28"/>
+          <w:szCs w:val="28"/>
+        </w:rPr>
+        <w:t xml:space="preserve"> поисковых системах </w:t>
       </w:r>
       <w:r>
         <w:rPr>
@@ -3633,12 +3670,21 @@
           <w:szCs w:val="28"/>
         </w:rPr>
       </w:pPr>
-      <w:r>
-        <w:rPr>
-          <w:sz w:val="28"/>
-          <w:szCs w:val="28"/>
-        </w:rPr>
-        <w:t>Эндуро мотоциклы</w:t>
+      <w:proofErr w:type="spellStart"/>
+      <w:r>
+        <w:rPr>
+          <w:sz w:val="28"/>
+          <w:szCs w:val="28"/>
+        </w:rPr>
+        <w:t>Эндуро</w:t>
+      </w:r>
+      <w:proofErr w:type="spellEnd"/>
+      <w:r>
+        <w:rPr>
+          <w:sz w:val="28"/>
+          <w:szCs w:val="28"/>
+        </w:rPr>
+        <w:t xml:space="preserve"> мотоциклы</w:t>
       </w:r>
     </w:p>
     <w:p>
@@ -3657,6 +3703,7 @@
           <w:szCs w:val="28"/>
         </w:rPr>
       </w:pPr>
+      <w:proofErr w:type="spellStart"/>
       <w:r>
         <w:rPr>
           <w:sz w:val="28"/>
@@ -3664,6 +3711,7 @@
         </w:rPr>
         <w:t>Питбайки</w:t>
       </w:r>
+      <w:proofErr w:type="spellEnd"/>
     </w:p>
     <w:p>
       <w:pPr>
@@ -3681,6 +3729,7 @@
           <w:szCs w:val="28"/>
         </w:rPr>
       </w:pPr>
+      <w:proofErr w:type="spellStart"/>
       <w:r>
         <w:rPr>
           <w:sz w:val="28"/>
@@ -3688,6 +3737,7 @@
         </w:rPr>
         <w:t>Электромотоциклы</w:t>
       </w:r>
+      <w:proofErr w:type="spellEnd"/>
     </w:p>
     <w:p>
       <w:pPr>
@@ -3752,6 +3802,7 @@
           <w:szCs w:val="28"/>
         </w:rPr>
       </w:pPr>
+      <w:proofErr w:type="spellStart"/>
       <w:r>
         <w:rPr>
           <w:sz w:val="28"/>
@@ -3759,6 +3810,7 @@
         </w:rPr>
         <w:t>Мотоэкипировка</w:t>
       </w:r>
+      <w:proofErr w:type="spellEnd"/>
     </w:p>
     <w:p>
       <w:pPr>
@@ -3775,12 +3827,21 @@
           <w:szCs w:val="28"/>
         </w:rPr>
       </w:pPr>
-      <w:r>
-        <w:rPr>
-          <w:sz w:val="28"/>
-          <w:szCs w:val="28"/>
-        </w:rPr>
-        <w:t>Мото запчасти</w:t>
+      <w:proofErr w:type="spellStart"/>
+      <w:r>
+        <w:rPr>
+          <w:sz w:val="28"/>
+          <w:szCs w:val="28"/>
+        </w:rPr>
+        <w:t>Мото</w:t>
+      </w:r>
+      <w:proofErr w:type="spellEnd"/>
+      <w:r>
+        <w:rPr>
+          <w:sz w:val="28"/>
+          <w:szCs w:val="28"/>
+        </w:rPr>
+        <w:t xml:space="preserve"> запчасти</w:t>
       </w:r>
     </w:p>
     <w:p>
@@ -3798,12 +3859,21 @@
           <w:szCs w:val="28"/>
         </w:rPr>
       </w:pPr>
-      <w:r>
-        <w:rPr>
-          <w:sz w:val="28"/>
-          <w:szCs w:val="28"/>
-        </w:rPr>
-        <w:t>Мото аксессуары</w:t>
+      <w:proofErr w:type="spellStart"/>
+      <w:r>
+        <w:rPr>
+          <w:sz w:val="28"/>
+          <w:szCs w:val="28"/>
+        </w:rPr>
+        <w:t>Мото</w:t>
+      </w:r>
+      <w:proofErr w:type="spellEnd"/>
+      <w:r>
+        <w:rPr>
+          <w:sz w:val="28"/>
+          <w:szCs w:val="28"/>
+        </w:rPr>
+        <w:t xml:space="preserve"> аксессуары</w:t>
       </w:r>
     </w:p>
     <w:p>
@@ -4037,8 +4107,18 @@
           <w:szCs w:val="28"/>
           <w:lang w:val="en-US"/>
         </w:rPr>
-        <w:t>Skyroad</w:t>
-      </w:r>
+        <w:t>HotR</w:t>
+      </w:r>
+      <w:r>
+        <w:rPr>
+          <w:sz w:val="28"/>
+          <w:szCs w:val="28"/>
+          <w:lang w:val="en-US"/>
+        </w:rPr>
+        <w:t>oad</w:t>
+      </w:r>
+      <w:bookmarkStart w:id="0" w:name="_GoBack"/>
+      <w:bookmarkEnd w:id="0"/>
       <w:r>
         <w:rPr>
           <w:sz w:val="28"/>
@@ -4330,7 +4410,15 @@
           <w:szCs w:val="28"/>
           <w:lang w:val="en-US"/>
         </w:rPr>
-        <w:t>Skyroad</w:t>
+        <w:t>HotR</w:t>
+      </w:r>
+      <w:r>
+        <w:rPr>
+          <w:sz w:val="28"/>
+          <w:szCs w:val="28"/>
+          <w:lang w:val="en-US"/>
+        </w:rPr>
+        <w:t>oad</w:t>
       </w:r>
       <w:r>
         <w:rPr>
@@ -5314,12 +5402,21 @@
           <w:szCs w:val="28"/>
         </w:rPr>
       </w:pPr>
-      <w:r>
-        <w:rPr>
-          <w:sz w:val="28"/>
-          <w:szCs w:val="28"/>
-        </w:rPr>
-        <w:t>Эндуро мотоциклы</w:t>
+      <w:proofErr w:type="spellStart"/>
+      <w:r>
+        <w:rPr>
+          <w:sz w:val="28"/>
+          <w:szCs w:val="28"/>
+        </w:rPr>
+        <w:t>Эндуро</w:t>
+      </w:r>
+      <w:proofErr w:type="spellEnd"/>
+      <w:r>
+        <w:rPr>
+          <w:sz w:val="28"/>
+          <w:szCs w:val="28"/>
+        </w:rPr>
+        <w:t xml:space="preserve"> мотоциклы</w:t>
       </w:r>
     </w:p>
     <w:p>
@@ -5338,6 +5435,7 @@
           <w:szCs w:val="28"/>
         </w:rPr>
       </w:pPr>
+      <w:proofErr w:type="spellStart"/>
       <w:r>
         <w:rPr>
           <w:sz w:val="28"/>
@@ -5345,6 +5443,7 @@
         </w:rPr>
         <w:t>Питбайки</w:t>
       </w:r>
+      <w:proofErr w:type="spellEnd"/>
     </w:p>
     <w:p>
       <w:pPr>
@@ -5362,6 +5461,7 @@
           <w:szCs w:val="28"/>
         </w:rPr>
       </w:pPr>
+      <w:proofErr w:type="spellStart"/>
       <w:r>
         <w:rPr>
           <w:sz w:val="28"/>
@@ -5369,6 +5469,7 @@
         </w:rPr>
         <w:t>Электромотоциклы</w:t>
       </w:r>
+      <w:proofErr w:type="spellEnd"/>
     </w:p>
     <w:p>
       <w:pPr>
@@ -5434,6 +5535,7 @@
           <w:szCs w:val="28"/>
         </w:rPr>
       </w:pPr>
+      <w:proofErr w:type="spellStart"/>
       <w:r>
         <w:rPr>
           <w:sz w:val="28"/>
@@ -5441,6 +5543,7 @@
         </w:rPr>
         <w:t>Мотоэкипировка</w:t>
       </w:r>
+      <w:proofErr w:type="spellEnd"/>
     </w:p>
     <w:p>
       <w:pPr>
@@ -5458,12 +5561,21 @@
           <w:szCs w:val="28"/>
         </w:rPr>
       </w:pPr>
-      <w:r>
-        <w:rPr>
-          <w:sz w:val="28"/>
-          <w:szCs w:val="28"/>
-        </w:rPr>
-        <w:t>Мото запчасти</w:t>
+      <w:proofErr w:type="spellStart"/>
+      <w:r>
+        <w:rPr>
+          <w:sz w:val="28"/>
+          <w:szCs w:val="28"/>
+        </w:rPr>
+        <w:t>Мото</w:t>
+      </w:r>
+      <w:proofErr w:type="spellEnd"/>
+      <w:r>
+        <w:rPr>
+          <w:sz w:val="28"/>
+          <w:szCs w:val="28"/>
+        </w:rPr>
+        <w:t xml:space="preserve"> запчасти</w:t>
       </w:r>
     </w:p>
     <w:p>
@@ -5482,12 +5594,21 @@
           <w:szCs w:val="28"/>
         </w:rPr>
       </w:pPr>
-      <w:r>
-        <w:rPr>
-          <w:sz w:val="28"/>
-          <w:szCs w:val="28"/>
-        </w:rPr>
-        <w:t>Мото аксессуары</w:t>
+      <w:proofErr w:type="spellStart"/>
+      <w:r>
+        <w:rPr>
+          <w:sz w:val="28"/>
+          <w:szCs w:val="28"/>
+        </w:rPr>
+        <w:t>Мото</w:t>
+      </w:r>
+      <w:proofErr w:type="spellEnd"/>
+      <w:r>
+        <w:rPr>
+          <w:sz w:val="28"/>
+          <w:szCs w:val="28"/>
+        </w:rPr>
+        <w:t xml:space="preserve"> аксессуары</w:t>
       </w:r>
     </w:p>
     <w:p>
@@ -6135,27 +6256,14 @@
       <w:r>
         <w:t xml:space="preserve">Рисунок </w:t>
       </w:r>
-      <w:r>
-        <w:fldChar w:fldCharType="begin"/>
-      </w:r>
-      <w:r>
-        <w:instrText xml:space="preserve"> SEQ Рисунок \* ARABIC </w:instrText>
-      </w:r>
-      <w:r>
-        <w:fldChar w:fldCharType="separate"/>
-      </w:r>
-      <w:r>
-        <w:rPr>
-          <w:noProof/>
-        </w:rPr>
-        <w:t>1</w:t>
-      </w:r>
-      <w:r>
-        <w:rPr>
-          <w:noProof/>
-        </w:rPr>
-        <w:fldChar w:fldCharType="end"/>
-      </w:r>
+      <w:fldSimple w:instr=" SEQ Рисунок \* ARABIC ">
+        <w:r>
+          <w:rPr>
+            <w:noProof/>
+          </w:rPr>
+          <w:t>1</w:t>
+        </w:r>
+      </w:fldSimple>
       <w:r>
         <w:t xml:space="preserve"> Информационная архитектура и навигация сайта.</w:t>
       </w:r>
@@ -6256,7 +6364,23 @@
           <w:sz w:val="28"/>
           <w:szCs w:val="28"/>
         </w:rPr>
-        <w:t>С помощью инструмента «фрейм» и геометрических фигур создается минималистичный дизайн главной страницы в черно-белом цвете.</w:t>
+        <w:t xml:space="preserve">С помощью инструмента «фрейм» и геометрических фигур создается </w:t>
+      </w:r>
+      <w:proofErr w:type="spellStart"/>
+      <w:r>
+        <w:rPr>
+          <w:sz w:val="28"/>
+          <w:szCs w:val="28"/>
+        </w:rPr>
+        <w:t>минималистичный</w:t>
+      </w:r>
+      <w:proofErr w:type="spellEnd"/>
+      <w:r>
+        <w:rPr>
+          <w:sz w:val="28"/>
+          <w:szCs w:val="28"/>
+        </w:rPr>
+        <w:t xml:space="preserve"> дизайн главной страницы в черно-белом цвете.</w:t>
       </w:r>
     </w:p>
     <w:p>
@@ -6461,14 +6585,27 @@
       <w:r>
         <w:t xml:space="preserve">Рисунок </w:t>
       </w:r>
-      <w:fldSimple w:instr=" SEQ Рисунок \* ARABIC ">
-        <w:r>
-          <w:rPr>
-            <w:noProof/>
-          </w:rPr>
-          <w:t>2</w:t>
-        </w:r>
-      </w:fldSimple>
+      <w:r>
+        <w:fldChar w:fldCharType="begin"/>
+      </w:r>
+      <w:r>
+        <w:instrText xml:space="preserve"> SEQ Рисунок \* ARABIC </w:instrText>
+      </w:r>
+      <w:r>
+        <w:fldChar w:fldCharType="separate"/>
+      </w:r>
+      <w:r>
+        <w:rPr>
+          <w:noProof/>
+        </w:rPr>
+        <w:t>2</w:t>
+      </w:r>
+      <w:r>
+        <w:rPr>
+          <w:noProof/>
+        </w:rPr>
+        <w:fldChar w:fldCharType="end"/>
+      </w:r>
       <w:r>
         <w:t xml:space="preserve"> создание прототипа (1)</w:t>
       </w:r>
@@ -6538,14 +6675,27 @@
       <w:r>
         <w:t xml:space="preserve">Рисунок </w:t>
       </w:r>
-      <w:fldSimple w:instr=" SEQ Рисунок \* ARABIC ">
-        <w:r>
-          <w:rPr>
-            <w:noProof/>
-          </w:rPr>
-          <w:t>3</w:t>
-        </w:r>
-      </w:fldSimple>
+      <w:r>
+        <w:fldChar w:fldCharType="begin"/>
+      </w:r>
+      <w:r>
+        <w:instrText xml:space="preserve"> SEQ Рисунок \* ARABIC </w:instrText>
+      </w:r>
+      <w:r>
+        <w:fldChar w:fldCharType="separate"/>
+      </w:r>
+      <w:r>
+        <w:rPr>
+          <w:noProof/>
+        </w:rPr>
+        <w:t>3</w:t>
+      </w:r>
+      <w:r>
+        <w:rPr>
+          <w:noProof/>
+        </w:rPr>
+        <w:fldChar w:fldCharType="end"/>
+      </w:r>
       <w:r>
         <w:t xml:space="preserve"> создание прототипа (2)</w:t>
       </w:r>
@@ -6619,14 +6769,27 @@
       <w:r>
         <w:t xml:space="preserve">Рисунок </w:t>
       </w:r>
-      <w:fldSimple w:instr=" SEQ Рисунок \* ARABIC ">
-        <w:r>
-          <w:rPr>
-            <w:noProof/>
-          </w:rPr>
-          <w:t>4</w:t>
-        </w:r>
-      </w:fldSimple>
+      <w:r>
+        <w:fldChar w:fldCharType="begin"/>
+      </w:r>
+      <w:r>
+        <w:instrText xml:space="preserve"> SEQ Рисунок \* ARABIC </w:instrText>
+      </w:r>
+      <w:r>
+        <w:fldChar w:fldCharType="separate"/>
+      </w:r>
+      <w:r>
+        <w:rPr>
+          <w:noProof/>
+        </w:rPr>
+        <w:t>4</w:t>
+      </w:r>
+      <w:r>
+        <w:rPr>
+          <w:noProof/>
+        </w:rPr>
+        <w:fldChar w:fldCharType="end"/>
+      </w:r>
       <w:r>
         <w:t xml:space="preserve"> итоговый вид прототипа</w:t>
       </w:r>
@@ -6823,14 +6986,27 @@
       <w:r>
         <w:t xml:space="preserve">Рисунок </w:t>
       </w:r>
-      <w:fldSimple w:instr=" SEQ Рисунок \* ARABIC ">
-        <w:r>
-          <w:rPr>
-            <w:noProof/>
-          </w:rPr>
-          <w:t>5</w:t>
-        </w:r>
-      </w:fldSimple>
+      <w:r>
+        <w:fldChar w:fldCharType="begin"/>
+      </w:r>
+      <w:r>
+        <w:instrText xml:space="preserve"> SEQ Рисунок \* ARABIC </w:instrText>
+      </w:r>
+      <w:r>
+        <w:fldChar w:fldCharType="separate"/>
+      </w:r>
+      <w:r>
+        <w:rPr>
+          <w:noProof/>
+        </w:rPr>
+        <w:t>5</w:t>
+      </w:r>
+      <w:r>
+        <w:rPr>
+          <w:noProof/>
+        </w:rPr>
+        <w:fldChar w:fldCharType="end"/>
+      </w:r>
       <w:r>
         <w:t xml:space="preserve"> создание дизайна сайта</w:t>
       </w:r>
@@ -6893,14 +7069,27 @@
       <w:r>
         <w:t xml:space="preserve">Рисунок </w:t>
       </w:r>
-      <w:fldSimple w:instr=" SEQ Рисунок \* ARABIC ">
-        <w:r>
-          <w:rPr>
-            <w:noProof/>
-          </w:rPr>
-          <w:t>6</w:t>
-        </w:r>
-      </w:fldSimple>
+      <w:r>
+        <w:fldChar w:fldCharType="begin"/>
+      </w:r>
+      <w:r>
+        <w:instrText xml:space="preserve"> SEQ Рисунок \* ARABIC </w:instrText>
+      </w:r>
+      <w:r>
+        <w:fldChar w:fldCharType="separate"/>
+      </w:r>
+      <w:r>
+        <w:rPr>
+          <w:noProof/>
+        </w:rPr>
+        <w:t>6</w:t>
+      </w:r>
+      <w:r>
+        <w:rPr>
+          <w:noProof/>
+        </w:rPr>
+        <w:fldChar w:fldCharType="end"/>
+      </w:r>
       <w:r>
         <w:t xml:space="preserve"> создание дизайна (1)</w:t>
       </w:r>
@@ -6967,14 +7156,27 @@
       <w:r>
         <w:t xml:space="preserve">Рисунок </w:t>
       </w:r>
-      <w:fldSimple w:instr=" SEQ Рисунок \* ARABIC ">
-        <w:r>
-          <w:rPr>
-            <w:noProof/>
-          </w:rPr>
-          <w:t>7</w:t>
-        </w:r>
-      </w:fldSimple>
+      <w:r>
+        <w:fldChar w:fldCharType="begin"/>
+      </w:r>
+      <w:r>
+        <w:instrText xml:space="preserve"> SEQ Рисунок \* ARABIC </w:instrText>
+      </w:r>
+      <w:r>
+        <w:fldChar w:fldCharType="separate"/>
+      </w:r>
+      <w:r>
+        <w:rPr>
+          <w:noProof/>
+        </w:rPr>
+        <w:t>7</w:t>
+      </w:r>
+      <w:r>
+        <w:rPr>
+          <w:noProof/>
+        </w:rPr>
+        <w:fldChar w:fldCharType="end"/>
+      </w:r>
       <w:r>
         <w:t xml:space="preserve"> создание дизайна (2)</w:t>
       </w:r>
@@ -7037,12 +7239,21 @@
           <w:szCs w:val="28"/>
         </w:rPr>
       </w:pPr>
-      <w:r>
-        <w:rPr>
-          <w:sz w:val="28"/>
-          <w:szCs w:val="28"/>
-        </w:rPr>
-        <w:t xml:space="preserve">Адаптив сделан с помощью уменьшения существующих </w:t>
+      <w:proofErr w:type="spellStart"/>
+      <w:r>
+        <w:rPr>
+          <w:sz w:val="28"/>
+          <w:szCs w:val="28"/>
+        </w:rPr>
+        <w:t>Адаптив</w:t>
+      </w:r>
+      <w:proofErr w:type="spellEnd"/>
+      <w:r>
+        <w:rPr>
+          <w:sz w:val="28"/>
+          <w:szCs w:val="28"/>
+        </w:rPr>
+        <w:t xml:space="preserve"> сделан с помощью уменьшения существующих </w:t>
       </w:r>
       <w:r>
         <w:rPr>
@@ -7128,14 +7339,27 @@
       <w:r>
         <w:t xml:space="preserve">Рисунок </w:t>
       </w:r>
-      <w:fldSimple w:instr=" SEQ Рисунок \* ARABIC ">
-        <w:r>
-          <w:rPr>
-            <w:noProof/>
-          </w:rPr>
-          <w:t>8</w:t>
-        </w:r>
-      </w:fldSimple>
+      <w:r>
+        <w:fldChar w:fldCharType="begin"/>
+      </w:r>
+      <w:r>
+        <w:instrText xml:space="preserve"> SEQ Рисунок \* ARABIC </w:instrText>
+      </w:r>
+      <w:r>
+        <w:fldChar w:fldCharType="separate"/>
+      </w:r>
+      <w:r>
+        <w:rPr>
+          <w:noProof/>
+        </w:rPr>
+        <w:t>8</w:t>
+      </w:r>
+      <w:r>
+        <w:rPr>
+          <w:noProof/>
+        </w:rPr>
+        <w:fldChar w:fldCharType="end"/>
+      </w:r>
       <w:r>
         <w:t xml:space="preserve"> выбор палитры</w:t>
       </w:r>
@@ -7202,14 +7426,27 @@
       <w:r>
         <w:t xml:space="preserve">Рисунок </w:t>
       </w:r>
-      <w:fldSimple w:instr=" SEQ Рисунок \* ARABIC ">
-        <w:r>
-          <w:rPr>
-            <w:noProof/>
-          </w:rPr>
-          <w:t>9</w:t>
-        </w:r>
-      </w:fldSimple>
+      <w:r>
+        <w:fldChar w:fldCharType="begin"/>
+      </w:r>
+      <w:r>
+        <w:instrText xml:space="preserve"> SEQ Рисунок \* ARABIC </w:instrText>
+      </w:r>
+      <w:r>
+        <w:fldChar w:fldCharType="separate"/>
+      </w:r>
+      <w:r>
+        <w:rPr>
+          <w:noProof/>
+        </w:rPr>
+        <w:t>9</w:t>
+      </w:r>
+      <w:r>
+        <w:rPr>
+          <w:noProof/>
+        </w:rPr>
+        <w:fldChar w:fldCharType="end"/>
+      </w:r>
       <w:r>
         <w:t xml:space="preserve"> дизайн сайта (первый вариант)</w:t>
       </w:r>
@@ -7223,6 +7460,7 @@
       </w:pPr>
       <w:r>
         <w:rPr>
+          <w:noProof/>
           <w:sz w:val="28"/>
           <w:szCs w:val="28"/>
         </w:rPr>
@@ -7272,14 +7510,27 @@
       <w:r>
         <w:t xml:space="preserve">Рисунок </w:t>
       </w:r>
-      <w:fldSimple w:instr=" SEQ Рисунок \* ARABIC ">
-        <w:r>
-          <w:rPr>
-            <w:noProof/>
-          </w:rPr>
-          <w:t>10</w:t>
-        </w:r>
-      </w:fldSimple>
+      <w:r>
+        <w:fldChar w:fldCharType="begin"/>
+      </w:r>
+      <w:r>
+        <w:instrText xml:space="preserve"> SEQ Рисунок \* ARABIC </w:instrText>
+      </w:r>
+      <w:r>
+        <w:fldChar w:fldCharType="separate"/>
+      </w:r>
+      <w:r>
+        <w:rPr>
+          <w:noProof/>
+        </w:rPr>
+        <w:t>10</w:t>
+      </w:r>
+      <w:r>
+        <w:rPr>
+          <w:noProof/>
+        </w:rPr>
+        <w:fldChar w:fldCharType="end"/>
+      </w:r>
       <w:r>
         <w:t xml:space="preserve"> создание дизайна (второй вариант)</w:t>
       </w:r>
@@ -8329,6 +8580,7 @@
       </w:pPr>
       <w:r>
         <w:rPr>
+          <w:noProof/>
           <w:sz w:val="28"/>
           <w:szCs w:val="28"/>
         </w:rPr>
@@ -8530,6 +8782,7 @@
         </w:rPr>
         <w:t xml:space="preserve">: </w:t>
       </w:r>
+      <w:proofErr w:type="spellStart"/>
       <w:r>
         <w:rPr>
           <w:sz w:val="28"/>
@@ -8538,6 +8791,7 @@
         </w:rPr>
         <w:t>Krita</w:t>
       </w:r>
+      <w:proofErr w:type="spellEnd"/>
       <w:r>
         <w:rPr>
           <w:sz w:val="28"/>
@@ -8570,6 +8824,7 @@
       </w:pPr>
       <w:r>
         <w:rPr>
+          <w:noProof/>
           <w:sz w:val="28"/>
           <w:szCs w:val="28"/>
         </w:rPr>
@@ -8622,14 +8877,27 @@
       <w:r>
         <w:t xml:space="preserve">Рисунок </w:t>
       </w:r>
-      <w:fldSimple w:instr=" SEQ Рисунок \* ARABIC ">
-        <w:r>
-          <w:rPr>
-            <w:noProof/>
-          </w:rPr>
-          <w:t>11</w:t>
-        </w:r>
-      </w:fldSimple>
+      <w:r>
+        <w:fldChar w:fldCharType="begin"/>
+      </w:r>
+      <w:r>
+        <w:instrText xml:space="preserve"> SEQ Рисунок \* ARABIC </w:instrText>
+      </w:r>
+      <w:r>
+        <w:fldChar w:fldCharType="separate"/>
+      </w:r>
+      <w:r>
+        <w:rPr>
+          <w:noProof/>
+        </w:rPr>
+        <w:t>11</w:t>
+      </w:r>
+      <w:r>
+        <w:rPr>
+          <w:noProof/>
+        </w:rPr>
+        <w:fldChar w:fldCharType="end"/>
+      </w:r>
       <w:r>
         <w:t xml:space="preserve"> создание эскиза (со старым названием)</w:t>
       </w:r>
@@ -8651,6 +8919,7 @@
         </w:rPr>
         <w:t xml:space="preserve">В </w:t>
       </w:r>
+      <w:proofErr w:type="spellStart"/>
       <w:r>
         <w:rPr>
           <w:sz w:val="28"/>
@@ -8659,6 +8928,7 @@
         </w:rPr>
         <w:t>krita</w:t>
       </w:r>
+      <w:proofErr w:type="spellEnd"/>
       <w:r>
         <w:rPr>
           <w:sz w:val="28"/>
@@ -8727,6 +8997,7 @@
       </w:pPr>
       <w:r>
         <w:rPr>
+          <w:noProof/>
           <w:sz w:val="28"/>
           <w:szCs w:val="28"/>
         </w:rPr>
@@ -8775,14 +9046,27 @@
       <w:r>
         <w:t xml:space="preserve">Рисунок </w:t>
       </w:r>
-      <w:fldSimple w:instr=" SEQ Рисунок \* ARABIC ">
-        <w:r>
-          <w:rPr>
-            <w:noProof/>
-          </w:rPr>
-          <w:t>12</w:t>
-        </w:r>
-      </w:fldSimple>
+      <w:r>
+        <w:fldChar w:fldCharType="begin"/>
+      </w:r>
+      <w:r>
+        <w:instrText xml:space="preserve"> SEQ Рисунок \* ARABIC </w:instrText>
+      </w:r>
+      <w:r>
+        <w:fldChar w:fldCharType="separate"/>
+      </w:r>
+      <w:r>
+        <w:rPr>
+          <w:noProof/>
+        </w:rPr>
+        <w:t>12</w:t>
+      </w:r>
+      <w:r>
+        <w:rPr>
+          <w:noProof/>
+        </w:rPr>
+        <w:fldChar w:fldCharType="end"/>
+      </w:r>
       <w:r>
         <w:t xml:space="preserve"> выбор шрифта и создание композиции</w:t>
       </w:r>
@@ -8831,6 +9115,7 @@
         </w:rPr>
         <w:t>» используется шрифт «</w:t>
       </w:r>
+      <w:proofErr w:type="spellStart"/>
       <w:r>
         <w:rPr>
           <w:sz w:val="28"/>
@@ -8839,6 +9124,7 @@
         </w:rPr>
         <w:t>Jost</w:t>
       </w:r>
+      <w:proofErr w:type="spellEnd"/>
       <w:r>
         <w:rPr>
           <w:sz w:val="28"/>
@@ -8891,6 +9177,7 @@
         </w:rPr>
         <w:t xml:space="preserve"> </w:t>
       </w:r>
+      <w:proofErr w:type="spellStart"/>
       <w:r>
         <w:rPr>
           <w:sz w:val="28"/>
@@ -8899,6 +9186,7 @@
         </w:rPr>
         <w:t>Aurore</w:t>
       </w:r>
+      <w:proofErr w:type="spellEnd"/>
       <w:r>
         <w:rPr>
           <w:sz w:val="28"/>
@@ -8926,6 +9214,9 @@
         <w:keepNext/>
       </w:pPr>
       <w:r>
+        <w:rPr>
+          <w:noProof/>
+        </w:rPr>
         <w:drawing>
           <wp:inline distT="0" distB="0" distL="0" distR="0" wp14:anchorId="4FB66697" wp14:editId="238A7FA1">
             <wp:extent cx="6120130" cy="2032000"/>
@@ -8970,14 +9261,27 @@
       <w:r>
         <w:t xml:space="preserve">Рисунок </w:t>
       </w:r>
-      <w:fldSimple w:instr=" SEQ Рисунок \* ARABIC ">
-        <w:r>
-          <w:rPr>
-            <w:noProof/>
-          </w:rPr>
-          <w:t>13</w:t>
-        </w:r>
-      </w:fldSimple>
+      <w:r>
+        <w:fldChar w:fldCharType="begin"/>
+      </w:r>
+      <w:r>
+        <w:instrText xml:space="preserve"> SEQ Рисунок \* ARABIC </w:instrText>
+      </w:r>
+      <w:r>
+        <w:fldChar w:fldCharType="separate"/>
+      </w:r>
+      <w:r>
+        <w:rPr>
+          <w:noProof/>
+        </w:rPr>
+        <w:t>13</w:t>
+      </w:r>
+      <w:r>
+        <w:rPr>
+          <w:noProof/>
+        </w:rPr>
+        <w:fldChar w:fldCharType="end"/>
+      </w:r>
       <w:r>
         <w:t xml:space="preserve"> создание черных и белых вариантов логотипа</w:t>
       </w:r>
@@ -9000,6 +9304,7 @@
         </w:rPr>
         <w:t xml:space="preserve">В </w:t>
       </w:r>
+      <w:proofErr w:type="spellStart"/>
       <w:r>
         <w:rPr>
           <w:sz w:val="28"/>
@@ -9008,6 +9313,7 @@
         </w:rPr>
         <w:t>krita</w:t>
       </w:r>
+      <w:proofErr w:type="spellEnd"/>
       <w:r>
         <w:rPr>
           <w:sz w:val="28"/>
@@ -9082,6 +9388,7 @@
       </w:pPr>
       <w:r>
         <w:rPr>
+          <w:noProof/>
           <w:sz w:val="28"/>
           <w:szCs w:val="28"/>
         </w:rPr>
@@ -9129,14 +9436,27 @@
       <w:r>
         <w:t xml:space="preserve">Рисунок </w:t>
       </w:r>
-      <w:fldSimple w:instr=" SEQ Рисунок \* ARABIC ">
-        <w:r>
-          <w:rPr>
-            <w:noProof/>
-          </w:rPr>
-          <w:t>14</w:t>
-        </w:r>
-      </w:fldSimple>
+      <w:r>
+        <w:fldChar w:fldCharType="begin"/>
+      </w:r>
+      <w:r>
+        <w:instrText xml:space="preserve"> SEQ Рисунок \* ARABIC </w:instrText>
+      </w:r>
+      <w:r>
+        <w:fldChar w:fldCharType="separate"/>
+      </w:r>
+      <w:r>
+        <w:rPr>
+          <w:noProof/>
+        </w:rPr>
+        <w:t>14</w:t>
+      </w:r>
+      <w:r>
+        <w:rPr>
+          <w:noProof/>
+        </w:rPr>
+        <w:fldChar w:fldCharType="end"/>
+      </w:r>
       <w:r>
         <w:t xml:space="preserve"> дизайн логотипа</w:t>
       </w:r>
@@ -9178,6 +9498,9 @@
         </w:rPr>
       </w:pPr>
       <w:r>
+        <w:rPr>
+          <w:noProof/>
+        </w:rPr>
         <w:drawing>
           <wp:inline distT="0" distB="0" distL="0" distR="0" wp14:anchorId="2D5F04D7" wp14:editId="1393C277">
             <wp:extent cx="4439270" cy="2219635"/>
@@ -9214,8 +9537,6 @@
           </wp:inline>
         </w:drawing>
       </w:r>
-      <w:bookmarkStart w:id="0" w:name="_GoBack"/>
-      <w:bookmarkEnd w:id="0"/>
     </w:p>
     <w:sectPr>
       <w:footerReference w:type="default" r:id="rId37"/>
@@ -9277,7 +9598,7 @@
           <w:rPr>
             <w:noProof/>
           </w:rPr>
-          <w:t>21</w:t>
+          <w:t>8</w:t>
         </w:r>
         <w:r>
           <w:fldChar w:fldCharType="end"/>
@@ -13497,7 +13818,7 @@
 </file>
 
 <file path=customXml/itemProps1.xml><?xml version="1.0" encoding="utf-8"?>
-<ds:datastoreItem xmlns:ds="http://schemas.openxmlformats.org/officeDocument/2006/customXml" ds:itemID="{C154116E-86EB-4020-B175-C84626E5CB6B}">
+<ds:datastoreItem xmlns:ds="http://schemas.openxmlformats.org/officeDocument/2006/customXml" ds:itemID="{21D1F064-A6D7-4348-9F32-955ED580F01E}">
   <ds:schemaRefs>
     <ds:schemaRef ds:uri="http://schemas.openxmlformats.org/officeDocument/2006/bibliography"/>
   </ds:schemaRefs>
